--- a/Concurrency-And-Parallism/Python-Asyncio/python-asyncio-notes-01.docx
+++ b/Concurrency-And-Parallism/Python-Asyncio/python-asyncio-notes-01.docx
@@ -100,26 +100,23 @@
           <w:sz w:val="28"/>
           <w:szCs w:val="28"/>
         </w:rPr>
-        <w:t xml:space="preserve">of what the operation </w:t>
-      </w:r>
-      <w:r>
-        <w:rPr>
-          <w:rFonts w:ascii="Sakkal Majalla" w:hAnsi="Sakkal Majalla" w:cs="Sakkal Majalla"/>
-          <w:b/>
-          <w:bCs/>
-          <w:color w:val="538135" w:themeColor="accent6" w:themeShade="BF"/>
-          <w:sz w:val="28"/>
-          <w:szCs w:val="28"/>
-        </w:rPr>
-        <w:t>was bound on</w:t>
-      </w:r>
-      <w:r>
-        <w:rPr>
-          <w:rFonts w:ascii="Sakkal Majalla" w:hAnsi="Sakkal Majalla" w:cs="Sakkal Majalla"/>
-          <w:sz w:val="28"/>
-          <w:szCs w:val="28"/>
-        </w:rPr>
-        <w:t xml:space="preserve">, that operation would complete in less time. In the case of a </w:t>
+        <w:t xml:space="preserve">of </w:t>
+      </w:r>
+      <w:r>
+        <w:rPr>
+          <w:rFonts w:ascii="Sakkal Majalla" w:hAnsi="Sakkal Majalla" w:cs="Sakkal Majalla"/>
+          <w:sz w:val="28"/>
+          <w:szCs w:val="28"/>
+        </w:rPr>
+        <w:t>the operation it was bound on, the</w:t>
+      </w:r>
+      <w:r>
+        <w:rPr>
+          <w:rFonts w:ascii="Sakkal Majalla" w:hAnsi="Sakkal Majalla" w:cs="Sakkal Majalla"/>
+          <w:sz w:val="28"/>
+          <w:szCs w:val="28"/>
+        </w:rPr>
+        <w:t xml:space="preserve"> operation would complete in less time. In the case of a </w:t>
       </w:r>
       <w:r>
         <w:rPr>
@@ -903,6 +900,65 @@
           <w:sz w:val="28"/>
           <w:szCs w:val="28"/>
         </w:rPr>
+        <w:t xml:space="preserve"> that are the best for pausing our tasks</w:t>
+      </w:r>
+      <w:r>
+        <w:rPr>
+          <w:rFonts w:ascii="Sakkal Majalla" w:hAnsi="Sakkal Majalla" w:cs="Sakkal Majalla"/>
+          <w:sz w:val="28"/>
+          <w:szCs w:val="28"/>
+        </w:rPr>
+        <w:t>. This gives us some efficiency gains in that we are only switching tasks when we explicitly know it is the right time to do so.</w:t>
+      </w:r>
+    </w:p>
+    <w:p>
+      <w:pPr>
+        <w:ind w:left="720" w:firstLine="720"/>
+        <w:rPr>
+          <w:rFonts w:ascii="Sakkal Majalla" w:hAnsi="Sakkal Majalla" w:cs="Sakkal Majalla"/>
+          <w:sz w:val="28"/>
+          <w:szCs w:val="28"/>
+        </w:rPr>
+      </w:pPr>
+      <w:r>
+        <w:rPr>
+          <w:rFonts w:ascii="Sakkal Majalla" w:hAnsi="Sakkal Majalla" w:cs="Sakkal Majalla"/>
+          <w:sz w:val="28"/>
+          <w:szCs w:val="28"/>
+        </w:rPr>
+        <w:t>*************************************************************</w:t>
+      </w:r>
+    </w:p>
+    <w:p>
+      <w:pPr>
+        <w:rPr>
+          <w:rFonts w:ascii="Sakkal Majalla" w:hAnsi="Sakkal Majalla" w:cs="Sakkal Majalla"/>
+          <w:sz w:val="28"/>
+          <w:szCs w:val="28"/>
+        </w:rPr>
+      </w:pPr>
+      <w:r>
+        <w:rPr>
+          <w:rFonts w:ascii="Sakkal Majalla" w:hAnsi="Sakkal Majalla" w:cs="Sakkal Majalla"/>
+          <w:sz w:val="28"/>
+          <w:szCs w:val="28"/>
+        </w:rPr>
+        <w:t xml:space="preserve">A process is an application </w:t>
+      </w:r>
+      <w:r>
+        <w:rPr>
+          <w:rFonts w:ascii="Sakkal Majalla" w:hAnsi="Sakkal Majalla" w:cs="Sakkal Majalla"/>
+          <w:sz w:val="28"/>
+          <w:szCs w:val="28"/>
+        </w:rPr>
+        <w:t>running</w:t>
+      </w:r>
+      <w:r>
+        <w:rPr>
+          <w:rFonts w:ascii="Sakkal Majalla" w:hAnsi="Sakkal Majalla" w:cs="Sakkal Majalla"/>
+          <w:sz w:val="28"/>
+          <w:szCs w:val="28"/>
+        </w:rPr>
         <w:t xml:space="preserve"> </w:t>
       </w:r>
       <w:r>
@@ -910,19 +966,93 @@
           <w:rFonts w:ascii="Sakkal Majalla" w:hAnsi="Sakkal Majalla" w:cs="Sakkal Majalla"/>
           <w:b/>
           <w:bCs/>
-          <w:color w:val="C00000"/>
-          <w:sz w:val="28"/>
-          <w:szCs w:val="28"/>
-        </w:rPr>
-        <w:t>that are the best for pausing our tasks</w:t>
-      </w:r>
-      <w:r>
-        <w:rPr>
-          <w:rFonts w:ascii="Sakkal Majalla" w:hAnsi="Sakkal Majalla" w:cs="Sakkal Majalla"/>
-          <w:sz w:val="28"/>
-          <w:szCs w:val="28"/>
-        </w:rPr>
-        <w:t>. This gives us some efficiency gains in that we are only switching tasks when we explicitly know it is the right time to do so.</w:t>
+          <w:color w:val="538135" w:themeColor="accent6" w:themeShade="BF"/>
+          <w:sz w:val="28"/>
+          <w:szCs w:val="28"/>
+        </w:rPr>
+        <w:t>that has a memory space that other applications cannot access</w:t>
+      </w:r>
+      <w:r>
+        <w:rPr>
+          <w:rFonts w:ascii="Sakkal Majalla" w:hAnsi="Sakkal Majalla" w:cs="Sakkal Majalla"/>
+          <w:sz w:val="28"/>
+          <w:szCs w:val="28"/>
+        </w:rPr>
+        <w:t>. An example of creating a Python process would be running a simple “hello world” application or typing python at the command line to start up the REPL (read eval print loop).</w:t>
+      </w:r>
+    </w:p>
+    <w:p>
+      <w:pPr>
+        <w:rPr>
+          <w:rFonts w:ascii="Sakkal Majalla" w:hAnsi="Sakkal Majalla" w:cs="Sakkal Majalla"/>
+          <w:sz w:val="28"/>
+          <w:szCs w:val="28"/>
+        </w:rPr>
+      </w:pPr>
+      <w:r>
+        <w:rPr>
+          <w:rFonts w:ascii="Sakkal Majalla" w:hAnsi="Sakkal Majalla" w:cs="Sakkal Majalla"/>
+          <w:sz w:val="28"/>
+          <w:szCs w:val="28"/>
+        </w:rPr>
+        <w:t xml:space="preserve">Multiple processes can run on a single machine. If we are on a machine that has a CPU with multiple cores, we can execute multiple processes at the same time. If we are on a CPU with only one core, </w:t>
+      </w:r>
+      <w:r>
+        <w:rPr>
+          <w:rFonts w:ascii="Sakkal Majalla" w:hAnsi="Sakkal Majalla" w:cs="Sakkal Majalla"/>
+          <w:b/>
+          <w:bCs/>
+          <w:color w:val="0070C0"/>
+          <w:sz w:val="28"/>
+          <w:szCs w:val="28"/>
+        </w:rPr>
+        <w:t>we can still have multiple applications running simultaneously, through time slicing</w:t>
+      </w:r>
+      <w:r>
+        <w:rPr>
+          <w:rFonts w:ascii="Sakkal Majalla" w:hAnsi="Sakkal Majalla" w:cs="Sakkal Majalla"/>
+          <w:sz w:val="28"/>
+          <w:szCs w:val="28"/>
+        </w:rPr>
+        <w:t xml:space="preserve">. When an operating system uses time slicing, it will switch between which process is running automatically </w:t>
+      </w:r>
+      <w:r>
+        <w:rPr>
+          <w:rFonts w:ascii="Sakkal Majalla" w:hAnsi="Sakkal Majalla" w:cs="Sakkal Majalla"/>
+          <w:b/>
+          <w:bCs/>
+          <w:color w:val="C45911" w:themeColor="accent2" w:themeShade="BF"/>
+          <w:sz w:val="28"/>
+          <w:szCs w:val="28"/>
+        </w:rPr>
+        <w:t>after some amount of time</w:t>
+      </w:r>
+      <w:r>
+        <w:rPr>
+          <w:rFonts w:ascii="Sakkal Majalla" w:hAnsi="Sakkal Majalla" w:cs="Sakkal Majalla"/>
+          <w:sz w:val="28"/>
+          <w:szCs w:val="28"/>
+        </w:rPr>
+        <w:t xml:space="preserve">. The algorithms that determine when this switching occurs are different, </w:t>
+      </w:r>
+      <w:r>
+        <w:rPr>
+          <w:rFonts w:ascii="Sakkal Majalla" w:hAnsi="Sakkal Majalla" w:cs="Sakkal Majalla"/>
+          <w:b/>
+          <w:bCs/>
+          <w:color w:val="00B050"/>
+          <w:sz w:val="28"/>
+          <w:szCs w:val="28"/>
+        </w:rPr>
+        <w:t>depending on the operating system</w:t>
+      </w:r>
+      <w:r>
+        <w:rPr>
+          <w:rFonts w:ascii="Sakkal Majalla" w:hAnsi="Sakkal Majalla" w:cs="Sakkal Majalla"/>
+          <w:sz w:val="28"/>
+          <w:szCs w:val="28"/>
+        </w:rPr>
+        <w:t>.</w:t>
       </w:r>
     </w:p>
     <w:p>
@@ -954,22 +1084,18 @@
       <w:r>
         <w:rPr>
           <w:rFonts w:ascii="Sakkal Majalla" w:hAnsi="Sakkal Majalla" w:cs="Sakkal Majalla"/>
-          <w:sz w:val="28"/>
-          <w:szCs w:val="28"/>
-        </w:rPr>
-        <w:t xml:space="preserve">A process is an application </w:t>
-      </w:r>
-      <w:r>
-        <w:rPr>
-          <w:rFonts w:ascii="Sakkal Majalla" w:hAnsi="Sakkal Majalla" w:cs="Sakkal Majalla"/>
-          <w:sz w:val="28"/>
-          <w:szCs w:val="28"/>
-        </w:rPr>
-        <w:t>running</w:t>
-      </w:r>
-      <w:r>
-        <w:rPr>
-          <w:rFonts w:ascii="Sakkal Majalla" w:hAnsi="Sakkal Majalla" w:cs="Sakkal Majalla"/>
+          <w:b/>
+          <w:bCs/>
+          <w:color w:val="A6A6A6" w:themeColor="background1" w:themeShade="A6"/>
+          <w:sz w:val="28"/>
+          <w:szCs w:val="28"/>
+        </w:rPr>
+        <w:t>Threads</w:t>
+      </w:r>
+      <w:r>
+        <w:rPr>
+          <w:rFonts w:ascii="Sakkal Majalla" w:hAnsi="Sakkal Majalla" w:cs="Sakkal Majalla"/>
+          <w:color w:val="A6A6A6" w:themeColor="background1" w:themeShade="A6"/>
           <w:sz w:val="28"/>
           <w:szCs w:val="28"/>
         </w:rPr>
@@ -978,76 +1104,669 @@
       <w:r>
         <w:rPr>
           <w:rFonts w:ascii="Sakkal Majalla" w:hAnsi="Sakkal Majalla" w:cs="Sakkal Majalla"/>
+          <w:sz w:val="28"/>
+          <w:szCs w:val="28"/>
+        </w:rPr>
+        <w:t xml:space="preserve">can be thought of as </w:t>
+      </w:r>
+      <w:r>
+        <w:rPr>
+          <w:rFonts w:ascii="Sakkal Majalla" w:hAnsi="Sakkal Majalla" w:cs="Sakkal Majalla"/>
+          <w:b/>
+          <w:bCs/>
+          <w:color w:val="A6A6A6" w:themeColor="background1" w:themeShade="A6"/>
+          <w:sz w:val="28"/>
+          <w:szCs w:val="28"/>
+        </w:rPr>
+        <w:t>lighter-weight processes</w:t>
+      </w:r>
+      <w:r>
+        <w:rPr>
+          <w:rFonts w:ascii="Sakkal Majalla" w:hAnsi="Sakkal Majalla" w:cs="Sakkal Majalla"/>
+          <w:sz w:val="28"/>
+          <w:szCs w:val="28"/>
+        </w:rPr>
+        <w:t xml:space="preserve">. In addition, they are the smallest construct that can be managed by an operating system. They do not have their own memory as does a process; instead, </w:t>
+      </w:r>
+      <w:r>
+        <w:rPr>
+          <w:rFonts w:ascii="Sakkal Majalla" w:hAnsi="Sakkal Majalla" w:cs="Sakkal Majalla"/>
+          <w:b/>
+          <w:bCs/>
+          <w:color w:val="A6A6A6" w:themeColor="background1" w:themeShade="A6"/>
+          <w:sz w:val="28"/>
+          <w:szCs w:val="28"/>
+        </w:rPr>
+        <w:t>they share the memory of the process that created them</w:t>
+      </w:r>
+      <w:r>
+        <w:rPr>
+          <w:rFonts w:ascii="Sakkal Majalla" w:hAnsi="Sakkal Majalla" w:cs="Sakkal Majalla"/>
+          <w:sz w:val="28"/>
+          <w:szCs w:val="28"/>
+        </w:rPr>
+        <w:t xml:space="preserve">. Threads are associated with the process that created them. A process will always have </w:t>
+      </w:r>
+      <w:r>
+        <w:rPr>
+          <w:rFonts w:ascii="Sakkal Majalla" w:hAnsi="Sakkal Majalla" w:cs="Sakkal Majalla"/>
+          <w:b/>
+          <w:bCs/>
+          <w:color w:val="A6A6A6" w:themeColor="background1" w:themeShade="A6"/>
+          <w:sz w:val="28"/>
+          <w:szCs w:val="28"/>
+        </w:rPr>
+        <w:t>at least one thread associated with it, usually known as the main thread</w:t>
+      </w:r>
+      <w:r>
+        <w:rPr>
+          <w:rFonts w:ascii="Sakkal Majalla" w:hAnsi="Sakkal Majalla" w:cs="Sakkal Majalla"/>
+          <w:sz w:val="28"/>
+          <w:szCs w:val="28"/>
+        </w:rPr>
+        <w:t xml:space="preserve">. A process can also create other threads, </w:t>
+      </w:r>
+      <w:r>
+        <w:rPr>
+          <w:rFonts w:ascii="Sakkal Majalla" w:hAnsi="Sakkal Majalla" w:cs="Sakkal Majalla"/>
+          <w:b/>
+          <w:bCs/>
+          <w:color w:val="A6A6A6" w:themeColor="background1" w:themeShade="A6"/>
+          <w:sz w:val="28"/>
+          <w:szCs w:val="28"/>
+        </w:rPr>
+        <w:t>which are more commonly known as worker or background threads</w:t>
+      </w:r>
+      <w:r>
+        <w:rPr>
+          <w:rFonts w:ascii="Sakkal Majalla" w:hAnsi="Sakkal Majalla" w:cs="Sakkal Majalla"/>
+          <w:sz w:val="28"/>
+          <w:szCs w:val="28"/>
+        </w:rPr>
+        <w:t xml:space="preserve">. These threads can perform other work concurrently alongside the main thread. Threads, much like processes, can </w:t>
+      </w:r>
+      <w:r>
+        <w:rPr>
+          <w:rFonts w:ascii="Sakkal Majalla" w:hAnsi="Sakkal Majalla" w:cs="Sakkal Majalla"/>
+          <w:b/>
+          <w:bCs/>
+          <w:color w:val="A6A6A6" w:themeColor="background1" w:themeShade="A6"/>
+          <w:sz w:val="28"/>
+          <w:szCs w:val="28"/>
+        </w:rPr>
+        <w:t>run alongside one another on a multi-core CPU</w:t>
+      </w:r>
+      <w:r>
+        <w:rPr>
+          <w:rFonts w:ascii="Sakkal Majalla" w:hAnsi="Sakkal Majalla" w:cs="Sakkal Majalla"/>
+          <w:sz w:val="28"/>
+          <w:szCs w:val="28"/>
+        </w:rPr>
+        <w:t>, and the operating system can also switch between them via time slicing. When we run a normal Python application, we create a process as well as a main thread that will be responsible for running our Python application.</w:t>
+      </w:r>
+    </w:p>
+    <w:p>
+      <w:pPr>
+        <w:ind w:left="720" w:firstLine="720"/>
+        <w:rPr>
+          <w:rFonts w:ascii="Sakkal Majalla" w:hAnsi="Sakkal Majalla" w:cs="Sakkal Majalla"/>
+          <w:sz w:val="28"/>
+          <w:szCs w:val="28"/>
+        </w:rPr>
+      </w:pPr>
+      <w:r>
+        <w:rPr>
+          <w:rFonts w:ascii="Sakkal Majalla" w:hAnsi="Sakkal Majalla" w:cs="Sakkal Majalla"/>
+          <w:sz w:val="28"/>
+          <w:szCs w:val="28"/>
+        </w:rPr>
+        <w:t>*************************************************************</w:t>
+      </w:r>
+    </w:p>
+    <w:p>
+      <w:pPr>
+        <w:rPr>
+          <w:rFonts w:ascii="Sakkal Majalla" w:hAnsi="Sakkal Majalla" w:cs="Sakkal Majalla"/>
+          <w:sz w:val="28"/>
+          <w:szCs w:val="28"/>
+        </w:rPr>
+      </w:pPr>
+      <w:r>
+        <w:rPr>
+          <w:noProof/>
+        </w:rPr>
+        <w:lastRenderedPageBreak/>
+        <w:drawing>
+          <wp:inline distT="0" distB="0" distL="0" distR="0" wp14:anchorId="3777D8BE" wp14:editId="2F63C5CE">
+            <wp:extent cx="5943600" cy="2144395"/>
+            <wp:effectExtent l="0" t="0" r="0" b="8255"/>
+            <wp:docPr id="1854161602" name="Picture 1"/>
+            <wp:cNvGraphicFramePr>
+              <a:graphicFrameLocks xmlns:a="http://schemas.openxmlformats.org/drawingml/2006/main" noChangeAspect="1"/>
+            </wp:cNvGraphicFramePr>
+            <a:graphic xmlns:a="http://schemas.openxmlformats.org/drawingml/2006/main">
+              <a:graphicData uri="http://schemas.openxmlformats.org/drawingml/2006/picture">
+                <pic:pic xmlns:pic="http://schemas.openxmlformats.org/drawingml/2006/picture">
+                  <pic:nvPicPr>
+                    <pic:cNvPr id="1854161602" name=""/>
+                    <pic:cNvPicPr/>
+                  </pic:nvPicPr>
+                  <pic:blipFill>
+                    <a:blip r:embed="rId4"/>
+                    <a:stretch>
+                      <a:fillRect/>
+                    </a:stretch>
+                  </pic:blipFill>
+                  <pic:spPr>
+                    <a:xfrm>
+                      <a:off x="0" y="0"/>
+                      <a:ext cx="5943600" cy="2144395"/>
+                    </a:xfrm>
+                    <a:prstGeom prst="rect">
+                      <a:avLst/>
+                    </a:prstGeom>
+                  </pic:spPr>
+                </pic:pic>
+              </a:graphicData>
+            </a:graphic>
+          </wp:inline>
+        </w:drawing>
+      </w:r>
+    </w:p>
+    <w:p>
+      <w:pPr>
+        <w:ind w:left="720" w:firstLine="720"/>
+        <w:rPr>
+          <w:rFonts w:ascii="Sakkal Majalla" w:hAnsi="Sakkal Majalla" w:cs="Sakkal Majalla"/>
+          <w:sz w:val="28"/>
+          <w:szCs w:val="28"/>
+        </w:rPr>
+      </w:pPr>
+      <w:r>
+        <w:rPr>
+          <w:rFonts w:ascii="Sakkal Majalla" w:hAnsi="Sakkal Majalla" w:cs="Sakkal Majalla"/>
+          <w:sz w:val="28"/>
+          <w:szCs w:val="28"/>
+        </w:rPr>
+        <w:t>*************************************************************</w:t>
+      </w:r>
+    </w:p>
+    <w:p>
+      <w:pPr>
+        <w:rPr>
+          <w:rFonts w:ascii="Sakkal Majalla" w:hAnsi="Sakkal Majalla" w:cs="Sakkal Majalla"/>
+          <w:sz w:val="28"/>
+          <w:szCs w:val="28"/>
+        </w:rPr>
+      </w:pPr>
+      <w:r>
+        <w:rPr>
+          <w:rFonts w:ascii="Sakkal Majalla" w:hAnsi="Sakkal Majalla" w:cs="Sakkal Majalla"/>
+          <w:b/>
+          <w:bCs/>
+          <w:color w:val="0070C0"/>
+          <w:sz w:val="28"/>
+          <w:szCs w:val="28"/>
+        </w:rPr>
+        <w:t xml:space="preserve">Old </w:t>
+      </w:r>
+      <w:r>
+        <w:rPr>
+          <w:rFonts w:ascii="Sakkal Majalla" w:hAnsi="Sakkal Majalla" w:cs="Sakkal Majalla"/>
+          <w:b/>
+          <w:bCs/>
+          <w:color w:val="0070C0"/>
+          <w:sz w:val="28"/>
+          <w:szCs w:val="28"/>
+        </w:rPr>
+        <w:t>Python</w:t>
+      </w:r>
+      <w:r>
+        <w:rPr>
+          <w:rFonts w:ascii="Sakkal Majalla" w:hAnsi="Sakkal Majalla" w:cs="Sakkal Majalla"/>
+          <w:b/>
+          <w:bCs/>
+          <w:color w:val="0070C0"/>
+          <w:sz w:val="28"/>
+          <w:szCs w:val="28"/>
+        </w:rPr>
+        <w:t xml:space="preserve"> notes</w:t>
+      </w:r>
+      <w:r>
+        <w:rPr>
+          <w:rFonts w:ascii="Sakkal Majalla" w:hAnsi="Sakkal Majalla" w:cs="Sakkal Majalla"/>
+          <w:sz w:val="28"/>
+          <w:szCs w:val="28"/>
+        </w:rPr>
+        <w:t xml:space="preserve">: </w:t>
+      </w:r>
+      <w:r>
+        <w:rPr>
+          <w:rFonts w:ascii="Sakkal Majalla" w:hAnsi="Sakkal Majalla" w:cs="Sakkal Majalla"/>
+          <w:sz w:val="28"/>
+          <w:szCs w:val="28"/>
+        </w:rPr>
+        <w:t xml:space="preserve">Multithreading </w:t>
+      </w:r>
+      <w:r>
+        <w:rPr>
+          <w:rFonts w:ascii="Sakkal Majalla" w:hAnsi="Sakkal Majalla" w:cs="Sakkal Majalla"/>
+          <w:b/>
+          <w:bCs/>
+          <w:color w:val="002060"/>
+          <w:sz w:val="28"/>
+          <w:szCs w:val="28"/>
+        </w:rPr>
+        <w:t>is only useful for I/O-bound work</w:t>
+      </w:r>
+      <w:r>
+        <w:rPr>
+          <w:rFonts w:ascii="Sakkal Majalla" w:hAnsi="Sakkal Majalla" w:cs="Sakkal Majalla"/>
+          <w:color w:val="002060"/>
+          <w:sz w:val="28"/>
+          <w:szCs w:val="28"/>
+        </w:rPr>
+        <w:t xml:space="preserve"> </w:t>
+      </w:r>
+      <w:r>
+        <w:rPr>
+          <w:rFonts w:ascii="Sakkal Majalla" w:hAnsi="Sakkal Majalla" w:cs="Sakkal Majalla"/>
+          <w:sz w:val="28"/>
+          <w:szCs w:val="28"/>
+        </w:rPr>
+        <w:t>because we are limited by the global interpreter lock</w:t>
+      </w:r>
+      <w:r>
+        <w:rPr>
+          <w:rFonts w:ascii="Sakkal Majalla" w:hAnsi="Sakkal Majalla" w:cs="Sakkal Majalla"/>
+          <w:sz w:val="28"/>
+          <w:szCs w:val="28"/>
+        </w:rPr>
+        <w:t>.</w:t>
+      </w:r>
+    </w:p>
+    <w:p>
+      <w:pPr>
+        <w:ind w:left="720" w:firstLine="720"/>
+        <w:rPr>
+          <w:rFonts w:ascii="Sakkal Majalla" w:hAnsi="Sakkal Majalla" w:cs="Sakkal Majalla"/>
+          <w:sz w:val="28"/>
+          <w:szCs w:val="28"/>
+        </w:rPr>
+      </w:pPr>
+      <w:r>
+        <w:rPr>
+          <w:rFonts w:ascii="Sakkal Majalla" w:hAnsi="Sakkal Majalla" w:cs="Sakkal Majalla"/>
+          <w:sz w:val="28"/>
+          <w:szCs w:val="28"/>
+        </w:rPr>
+        <w:t>*************************************************************</w:t>
+      </w:r>
+    </w:p>
+    <w:p>
+      <w:pPr>
+        <w:rPr>
+          <w:rFonts w:ascii="Sakkal Majalla" w:hAnsi="Sakkal Majalla" w:cs="Sakkal Majalla"/>
+          <w:sz w:val="28"/>
+          <w:szCs w:val="28"/>
+        </w:rPr>
+      </w:pPr>
+      <w:r>
+        <w:rPr>
+          <w:noProof/>
+        </w:rPr>
+        <w:drawing>
+          <wp:inline distT="0" distB="0" distL="0" distR="0" wp14:anchorId="281213AA" wp14:editId="15FF94B7">
+            <wp:extent cx="6400800" cy="4076700"/>
+            <wp:effectExtent l="0" t="0" r="0" b="0"/>
+            <wp:docPr id="610705525" name="Picture 1"/>
+            <wp:cNvGraphicFramePr>
+              <a:graphicFrameLocks xmlns:a="http://schemas.openxmlformats.org/drawingml/2006/main" noChangeAspect="1"/>
+            </wp:cNvGraphicFramePr>
+            <a:graphic xmlns:a="http://schemas.openxmlformats.org/drawingml/2006/main">
+              <a:graphicData uri="http://schemas.openxmlformats.org/drawingml/2006/picture">
+                <pic:pic xmlns:pic="http://schemas.openxmlformats.org/drawingml/2006/picture">
+                  <pic:nvPicPr>
+                    <pic:cNvPr id="610705525" name=""/>
+                    <pic:cNvPicPr/>
+                  </pic:nvPicPr>
+                  <pic:blipFill>
+                    <a:blip r:embed="rId5"/>
+                    <a:stretch>
+                      <a:fillRect/>
+                    </a:stretch>
+                  </pic:blipFill>
+                  <pic:spPr>
+                    <a:xfrm>
+                      <a:off x="0" y="0"/>
+                      <a:ext cx="6401593" cy="4077205"/>
+                    </a:xfrm>
+                    <a:prstGeom prst="rect">
+                      <a:avLst/>
+                    </a:prstGeom>
+                  </pic:spPr>
+                </pic:pic>
+              </a:graphicData>
+            </a:graphic>
+          </wp:inline>
+        </w:drawing>
+      </w:r>
+    </w:p>
+    <w:p>
+      <w:pPr>
+        <w:ind w:left="720" w:firstLine="720"/>
+        <w:rPr>
+          <w:rFonts w:ascii="Sakkal Majalla" w:hAnsi="Sakkal Majalla" w:cs="Sakkal Majalla"/>
+          <w:sz w:val="28"/>
+          <w:szCs w:val="28"/>
+        </w:rPr>
+      </w:pPr>
+      <w:r>
+        <w:rPr>
+          <w:rFonts w:ascii="Sakkal Majalla" w:hAnsi="Sakkal Majalla" w:cs="Sakkal Majalla"/>
+          <w:sz w:val="28"/>
+          <w:szCs w:val="28"/>
+        </w:rPr>
+        <w:t>*************************************************************</w:t>
+      </w:r>
+    </w:p>
+    <w:p>
+      <w:pPr>
+        <w:rPr>
+          <w:rFonts w:ascii="Sakkal Majalla" w:hAnsi="Sakkal Majalla" w:cs="Sakkal Majalla"/>
+          <w:sz w:val="28"/>
+          <w:szCs w:val="28"/>
+        </w:rPr>
+      </w:pPr>
+      <w:r>
+        <w:rPr>
+          <w:rFonts w:ascii="Sakkal Majalla" w:hAnsi="Sakkal Majalla" w:cs="Sakkal Majalla"/>
           <w:b/>
           <w:bCs/>
           <w:color w:val="538135" w:themeColor="accent6" w:themeShade="BF"/>
           <w:sz w:val="28"/>
           <w:szCs w:val="28"/>
         </w:rPr>
-        <w:t>that has a memory space that other applications cannot access</w:t>
-      </w:r>
-      <w:r>
-        <w:rPr>
-          <w:rFonts w:ascii="Sakkal Majalla" w:hAnsi="Sakkal Majalla" w:cs="Sakkal Majalla"/>
-          <w:sz w:val="28"/>
-          <w:szCs w:val="28"/>
-        </w:rPr>
-        <w:t>. An example of creating a Python process would be running a simple “hello world” application or typing python at the command line to start up the REPL (read eval print loop).</w:t>
-      </w:r>
-    </w:p>
-    <w:p>
-      <w:pPr>
-        <w:rPr>
-          <w:rFonts w:ascii="Sakkal Majalla" w:hAnsi="Sakkal Majalla" w:cs="Sakkal Majalla"/>
-          <w:sz w:val="28"/>
-          <w:szCs w:val="28"/>
-        </w:rPr>
-      </w:pPr>
-      <w:r>
-        <w:rPr>
-          <w:rFonts w:ascii="Sakkal Majalla" w:hAnsi="Sakkal Majalla" w:cs="Sakkal Majalla"/>
-          <w:sz w:val="28"/>
-          <w:szCs w:val="28"/>
-        </w:rPr>
-        <w:t xml:space="preserve">Multiple processes can run on a single machine. If we are on a machine that has a CPU with multiple cores, we can execute multiple processes at the same time. If we are on a CPU with only one core, </w:t>
-      </w:r>
-      <w:r>
-        <w:rPr>
-          <w:rFonts w:ascii="Sakkal Majalla" w:hAnsi="Sakkal Majalla" w:cs="Sakkal Majalla"/>
-          <w:b/>
-          <w:bCs/>
-          <w:color w:val="0070C0"/>
-          <w:sz w:val="28"/>
-          <w:szCs w:val="28"/>
-        </w:rPr>
-        <w:t>we can still have multiple applications running simultaneously, through time slicing</w:t>
-      </w:r>
-      <w:r>
-        <w:rPr>
-          <w:rFonts w:ascii="Sakkal Majalla" w:hAnsi="Sakkal Majalla" w:cs="Sakkal Majalla"/>
-          <w:sz w:val="28"/>
-          <w:szCs w:val="28"/>
-        </w:rPr>
-        <w:t xml:space="preserve">. When an operating system uses time slicing, it will switch between which process is running automatically </w:t>
-      </w:r>
-      <w:r>
-        <w:rPr>
-          <w:rFonts w:ascii="Sakkal Majalla" w:hAnsi="Sakkal Majalla" w:cs="Sakkal Majalla"/>
-          <w:b/>
-          <w:bCs/>
-          <w:color w:val="C45911" w:themeColor="accent2" w:themeShade="BF"/>
-          <w:sz w:val="28"/>
-          <w:szCs w:val="28"/>
-        </w:rPr>
-        <w:t>after some amount of time</w:t>
-      </w:r>
-      <w:r>
-        <w:rPr>
-          <w:rFonts w:ascii="Sakkal Majalla" w:hAnsi="Sakkal Majalla" w:cs="Sakkal Majalla"/>
-          <w:sz w:val="28"/>
-          <w:szCs w:val="28"/>
-        </w:rPr>
-        <w:t xml:space="preserve">. The algorithms that determine when this switching occurs are different, </w:t>
+        <w:lastRenderedPageBreak/>
+        <w:t>Multiprocessing can run multiple bytecode instructions concurrently</w:t>
+      </w:r>
+      <w:r>
+        <w:rPr>
+          <w:rFonts w:ascii="Sakkal Majalla" w:hAnsi="Sakkal Majalla" w:cs="Sakkal Majalla"/>
+          <w:color w:val="538135" w:themeColor="accent6" w:themeShade="BF"/>
+          <w:sz w:val="28"/>
+          <w:szCs w:val="28"/>
+        </w:rPr>
+        <w:t xml:space="preserve"> </w:t>
+      </w:r>
+      <w:r>
+        <w:rPr>
+          <w:rFonts w:ascii="Sakkal Majalla" w:hAnsi="Sakkal Majalla" w:cs="Sakkal Majalla"/>
+          <w:sz w:val="28"/>
+          <w:szCs w:val="28"/>
+        </w:rPr>
+        <w:t>because each Python process has its own GIL.</w:t>
+      </w:r>
+    </w:p>
+    <w:p>
+      <w:pPr>
+        <w:ind w:left="720" w:firstLine="720"/>
+        <w:rPr>
+          <w:rFonts w:ascii="Sakkal Majalla" w:hAnsi="Sakkal Majalla" w:cs="Sakkal Majalla"/>
+          <w:sz w:val="28"/>
+          <w:szCs w:val="28"/>
+        </w:rPr>
+      </w:pPr>
+      <w:r>
+        <w:rPr>
+          <w:rFonts w:ascii="Sakkal Majalla" w:hAnsi="Sakkal Majalla" w:cs="Sakkal Majalla"/>
+          <w:sz w:val="28"/>
+          <w:szCs w:val="28"/>
+        </w:rPr>
+        <w:t>*************************************************************</w:t>
+      </w:r>
+    </w:p>
+    <w:p>
+      <w:pPr>
+        <w:rPr>
+          <w:rFonts w:ascii="Sakkal Majalla" w:hAnsi="Sakkal Majalla" w:cs="Sakkal Majalla"/>
+          <w:sz w:val="28"/>
+          <w:szCs w:val="28"/>
+        </w:rPr>
+      </w:pPr>
+      <w:r>
+        <w:rPr>
+          <w:rFonts w:ascii="Sakkal Majalla" w:hAnsi="Sakkal Majalla" w:cs="Sakkal Majalla"/>
+          <w:b/>
+          <w:bCs/>
+          <w:color w:val="00B0F0"/>
+          <w:sz w:val="28"/>
+          <w:szCs w:val="28"/>
+        </w:rPr>
+        <w:t>CPython</w:t>
+      </w:r>
+      <w:r>
+        <w:rPr>
+          <w:rFonts w:ascii="Sakkal Majalla" w:hAnsi="Sakkal Majalla" w:cs="Sakkal Majalla"/>
+          <w:color w:val="00B0F0"/>
+          <w:sz w:val="28"/>
+          <w:szCs w:val="28"/>
+        </w:rPr>
+        <w:t xml:space="preserve"> </w:t>
+      </w:r>
+      <w:r>
+        <w:rPr>
+          <w:rFonts w:ascii="Sakkal Majalla" w:hAnsi="Sakkal Majalla" w:cs="Sakkal Majalla"/>
+          <w:sz w:val="28"/>
+          <w:szCs w:val="28"/>
+        </w:rPr>
+        <w:t xml:space="preserve">is not </w:t>
+      </w:r>
+      <w:r>
+        <w:rPr>
+          <w:rFonts w:ascii="Sakkal Majalla" w:hAnsi="Sakkal Majalla" w:cs="Sakkal Majalla"/>
+          <w:sz w:val="28"/>
+          <w:szCs w:val="28"/>
+        </w:rPr>
+        <w:t>thread-safe</w:t>
+      </w:r>
+      <w:r>
+        <w:rPr>
+          <w:rFonts w:ascii="Sakkal Majalla" w:hAnsi="Sakkal Majalla" w:cs="Sakkal Majalla"/>
+          <w:sz w:val="28"/>
+          <w:szCs w:val="28"/>
+        </w:rPr>
+        <w:t>;</w:t>
+      </w:r>
+      <w:r>
+        <w:rPr>
+          <w:rFonts w:ascii="Sakkal Majalla" w:hAnsi="Sakkal Majalla" w:cs="Sakkal Majalla"/>
+          <w:sz w:val="28"/>
+          <w:szCs w:val="28"/>
+        </w:rPr>
+        <w:t xml:space="preserve"> we mean that if two or more threads modify a shared variable, that variable </w:t>
+      </w:r>
+      <w:r>
+        <w:rPr>
+          <w:rFonts w:ascii="Sakkal Majalla" w:hAnsi="Sakkal Majalla" w:cs="Sakkal Majalla"/>
+          <w:b/>
+          <w:bCs/>
+          <w:color w:val="00B0F0"/>
+          <w:sz w:val="28"/>
+          <w:szCs w:val="28"/>
+        </w:rPr>
+        <w:t>may</w:t>
+      </w:r>
+      <w:r>
+        <w:rPr>
+          <w:rFonts w:ascii="Sakkal Majalla" w:hAnsi="Sakkal Majalla" w:cs="Sakkal Majalla"/>
+          <w:color w:val="00B0F0"/>
+          <w:sz w:val="28"/>
+          <w:szCs w:val="28"/>
+        </w:rPr>
+        <w:t xml:space="preserve"> </w:t>
+      </w:r>
+      <w:r>
+        <w:rPr>
+          <w:rFonts w:ascii="Sakkal Majalla" w:hAnsi="Sakkal Majalla" w:cs="Sakkal Majalla"/>
+          <w:b/>
+          <w:bCs/>
+          <w:color w:val="00B0F0"/>
+          <w:sz w:val="28"/>
+          <w:szCs w:val="28"/>
+        </w:rPr>
+        <w:t xml:space="preserve">end </w:t>
+      </w:r>
+      <w:r>
+        <w:rPr>
+          <w:rFonts w:ascii="Sakkal Majalla" w:hAnsi="Sakkal Majalla" w:cs="Sakkal Majalla"/>
+          <w:b/>
+          <w:bCs/>
+          <w:color w:val="00B0F0"/>
+          <w:sz w:val="28"/>
+          <w:szCs w:val="28"/>
+        </w:rPr>
+        <w:t xml:space="preserve">up </w:t>
+      </w:r>
+      <w:r>
+        <w:rPr>
+          <w:rFonts w:ascii="Sakkal Majalla" w:hAnsi="Sakkal Majalla" w:cs="Sakkal Majalla"/>
+          <w:b/>
+          <w:bCs/>
+          <w:color w:val="00B0F0"/>
+          <w:sz w:val="28"/>
+          <w:szCs w:val="28"/>
+        </w:rPr>
+        <w:t>in an unexpected state</w:t>
+      </w:r>
+      <w:r>
+        <w:rPr>
+          <w:rFonts w:ascii="Sakkal Majalla" w:hAnsi="Sakkal Majalla" w:cs="Sakkal Majalla"/>
+          <w:sz w:val="28"/>
+          <w:szCs w:val="28"/>
+        </w:rPr>
+        <w:t xml:space="preserve">. This unexpected state depends on the order in </w:t>
+      </w:r>
+      <w:r>
+        <w:rPr>
+          <w:rFonts w:ascii="Sakkal Majalla" w:hAnsi="Sakkal Majalla" w:cs="Sakkal Majalla"/>
+          <w:b/>
+          <w:bCs/>
+          <w:color w:val="00B0F0"/>
+          <w:sz w:val="28"/>
+          <w:szCs w:val="28"/>
+        </w:rPr>
+        <w:t>which the threads access the</w:t>
+      </w:r>
+      <w:r>
+        <w:rPr>
+          <w:rFonts w:ascii="Sakkal Majalla" w:hAnsi="Sakkal Majalla" w:cs="Sakkal Majalla"/>
+          <w:color w:val="00B0F0"/>
+          <w:sz w:val="28"/>
+          <w:szCs w:val="28"/>
+        </w:rPr>
+        <w:t xml:space="preserve"> </w:t>
+      </w:r>
+      <w:r>
+        <w:rPr>
+          <w:rFonts w:ascii="Sakkal Majalla" w:hAnsi="Sakkal Majalla" w:cs="Sakkal Majalla"/>
+          <w:b/>
+          <w:bCs/>
+          <w:color w:val="00B0F0"/>
+          <w:sz w:val="28"/>
+          <w:szCs w:val="28"/>
+        </w:rPr>
+        <w:t>variable</w:t>
+      </w:r>
+      <w:r>
+        <w:rPr>
+          <w:rFonts w:ascii="Sakkal Majalla" w:hAnsi="Sakkal Majalla" w:cs="Sakkal Majalla"/>
+          <w:sz w:val="28"/>
+          <w:szCs w:val="28"/>
+        </w:rPr>
+        <w:t xml:space="preserve">, commonly known as </w:t>
+      </w:r>
+      <w:r>
+        <w:rPr>
+          <w:rFonts w:ascii="Sakkal Majalla" w:hAnsi="Sakkal Majalla" w:cs="Sakkal Majalla"/>
+          <w:b/>
+          <w:bCs/>
+          <w:color w:val="00B0F0"/>
+          <w:sz w:val="28"/>
+          <w:szCs w:val="28"/>
+        </w:rPr>
+        <w:t>a race condition</w:t>
+      </w:r>
+      <w:r>
+        <w:rPr>
+          <w:rFonts w:ascii="Sakkal Majalla" w:hAnsi="Sakkal Majalla" w:cs="Sakkal Majalla"/>
+          <w:sz w:val="28"/>
+          <w:szCs w:val="28"/>
+        </w:rPr>
+        <w:t xml:space="preserve">. Race conditions can </w:t>
+      </w:r>
+      <w:r>
+        <w:rPr>
+          <w:rFonts w:ascii="Sakkal Majalla" w:hAnsi="Sakkal Majalla" w:cs="Sakkal Majalla"/>
+          <w:b/>
+          <w:bCs/>
+          <w:color w:val="00B0F0"/>
+          <w:sz w:val="28"/>
+          <w:szCs w:val="28"/>
+        </w:rPr>
+        <w:t>arise when</w:t>
+      </w:r>
+      <w:r>
+        <w:rPr>
+          <w:rFonts w:ascii="Sakkal Majalla" w:hAnsi="Sakkal Majalla" w:cs="Sakkal Majalla"/>
+          <w:color w:val="00B0F0"/>
+          <w:sz w:val="28"/>
+          <w:szCs w:val="28"/>
+        </w:rPr>
+        <w:t xml:space="preserve"> </w:t>
+      </w:r>
+      <w:r>
+        <w:rPr>
+          <w:rFonts w:ascii="Sakkal Majalla" w:hAnsi="Sakkal Majalla" w:cs="Sakkal Majalla"/>
+          <w:sz w:val="28"/>
+          <w:szCs w:val="28"/>
+        </w:rPr>
+        <w:t>two threads need to reference a Python object at the same time.</w:t>
+      </w:r>
+    </w:p>
+    <w:p>
+      <w:pPr>
+        <w:ind w:left="720" w:firstLine="720"/>
+        <w:rPr>
+          <w:rFonts w:ascii="Sakkal Majalla" w:hAnsi="Sakkal Majalla" w:cs="Sakkal Majalla"/>
+          <w:sz w:val="28"/>
+          <w:szCs w:val="28"/>
+        </w:rPr>
+      </w:pPr>
+      <w:r>
+        <w:rPr>
+          <w:rFonts w:ascii="Sakkal Majalla" w:hAnsi="Sakkal Majalla" w:cs="Sakkal Majalla"/>
+          <w:sz w:val="28"/>
+          <w:szCs w:val="28"/>
+        </w:rPr>
+        <w:t>*************************************************************</w:t>
+      </w:r>
+    </w:p>
+    <w:p>
+      <w:pPr>
+        <w:rPr>
+          <w:rFonts w:ascii="Sakkal Majalla" w:hAnsi="Sakkal Majalla" w:cs="Sakkal Majalla"/>
+          <w:sz w:val="28"/>
+          <w:szCs w:val="28"/>
+        </w:rPr>
+      </w:pPr>
+      <w:r>
+        <w:rPr>
+          <w:rFonts w:ascii="Sakkal Majalla" w:hAnsi="Sakkal Majalla" w:cs="Sakkal Majalla"/>
+          <w:sz w:val="28"/>
+          <w:szCs w:val="28"/>
+        </w:rPr>
+        <w:t xml:space="preserve">The global interpreter lock is released when </w:t>
       </w:r>
       <w:r>
         <w:rPr>
@@ -1058,15 +1777,75 @@
           <w:sz w:val="28"/>
           <w:szCs w:val="28"/>
         </w:rPr>
-        <w:t>depending on the operating system</w:t>
-      </w:r>
-      <w:r>
-        <w:rPr>
-          <w:rFonts w:ascii="Sakkal Majalla" w:hAnsi="Sakkal Majalla" w:cs="Sakkal Majalla"/>
-          <w:sz w:val="28"/>
-          <w:szCs w:val="28"/>
-        </w:rPr>
-        <w:t>.</w:t>
+        <w:t>I/O operations happen</w:t>
+      </w:r>
+      <w:r>
+        <w:rPr>
+          <w:rFonts w:ascii="Sakkal Majalla" w:hAnsi="Sakkal Majalla" w:cs="Sakkal Majalla"/>
+          <w:sz w:val="28"/>
+          <w:szCs w:val="28"/>
+        </w:rPr>
+        <w:t xml:space="preserve">. This </w:t>
+      </w:r>
+      <w:r>
+        <w:rPr>
+          <w:rFonts w:ascii="Sakkal Majalla" w:hAnsi="Sakkal Majalla" w:cs="Sakkal Majalla"/>
+          <w:b/>
+          <w:bCs/>
+          <w:color w:val="00B050"/>
+          <w:sz w:val="28"/>
+          <w:szCs w:val="28"/>
+        </w:rPr>
+        <w:t>lets us employ threads to do concurrent work when it comes to I/O</w:t>
+      </w:r>
+      <w:r>
+        <w:rPr>
+          <w:rFonts w:ascii="Sakkal Majalla" w:hAnsi="Sakkal Majalla" w:cs="Sakkal Majalla"/>
+          <w:sz w:val="28"/>
+          <w:szCs w:val="28"/>
+        </w:rPr>
+        <w:t xml:space="preserve">, but not for CPU-bound Python code itself (there are some notable exceptions </w:t>
+      </w:r>
+      <w:r>
+        <w:rPr>
+          <w:rFonts w:ascii="Sakkal Majalla" w:hAnsi="Sakkal Majalla" w:cs="Sakkal Majalla"/>
+          <w:b/>
+          <w:bCs/>
+          <w:color w:val="00B050"/>
+          <w:sz w:val="28"/>
+          <w:szCs w:val="28"/>
+        </w:rPr>
+        <w:t>that release the GIL for CPU</w:t>
+      </w:r>
+      <w:r>
+        <w:rPr>
+          <w:rFonts w:ascii="Sakkal Majalla" w:hAnsi="Sakkal Majalla" w:cs="Sakkal Majalla"/>
+          <w:b/>
+          <w:bCs/>
+          <w:color w:val="00B050"/>
+          <w:sz w:val="28"/>
+          <w:szCs w:val="28"/>
+        </w:rPr>
+        <w:t>-</w:t>
+      </w:r>
+      <w:r>
+        <w:rPr>
+          <w:rFonts w:ascii="Sakkal Majalla" w:hAnsi="Sakkal Majalla" w:cs="Sakkal Majalla"/>
+          <w:b/>
+          <w:bCs/>
+          <w:color w:val="00B050"/>
+          <w:sz w:val="28"/>
+          <w:szCs w:val="28"/>
+        </w:rPr>
+        <w:t>bound work in certain circumstance</w:t>
+      </w:r>
+      <w:r>
+        <w:rPr>
+          <w:rFonts w:ascii="Sakkal Majalla" w:hAnsi="Sakkal Majalla" w:cs="Sakkal Majalla"/>
+          <w:sz w:val="28"/>
+          <w:szCs w:val="28"/>
+        </w:rPr>
+        <w:t>)</w:t>
       </w:r>
     </w:p>
     <w:p>
@@ -1098,18 +1877,121 @@
       <w:r>
         <w:rPr>
           <w:rFonts w:ascii="Sakkal Majalla" w:hAnsi="Sakkal Majalla" w:cs="Sakkal Majalla"/>
-          <w:b/>
-          <w:bCs/>
-          <w:color w:val="A6A6A6" w:themeColor="background1" w:themeShade="A6"/>
-          <w:sz w:val="28"/>
-          <w:szCs w:val="28"/>
-        </w:rPr>
-        <w:t>Threads</w:t>
-      </w:r>
-      <w:r>
-        <w:rPr>
-          <w:rFonts w:ascii="Sakkal Majalla" w:hAnsi="Sakkal Majalla" w:cs="Sakkal Majalla"/>
-          <w:color w:val="A6A6A6" w:themeColor="background1" w:themeShade="A6"/>
+          <w:sz w:val="28"/>
+          <w:szCs w:val="28"/>
+        </w:rPr>
+        <w:t xml:space="preserve">When </w:t>
+      </w:r>
+      <w:r>
+        <w:rPr>
+          <w:rFonts w:ascii="Sakkal Majalla" w:hAnsi="Sakkal Majalla" w:cs="Sakkal Majalla"/>
+          <w:b/>
+          <w:bCs/>
+          <w:color w:val="002060"/>
+          <w:sz w:val="28"/>
+          <w:szCs w:val="28"/>
+        </w:rPr>
+        <w:t>we utilize asyncio we create objects called coroutines</w:t>
+      </w:r>
+      <w:r>
+        <w:rPr>
+          <w:rFonts w:ascii="Sakkal Majalla" w:hAnsi="Sakkal Majalla" w:cs="Sakkal Majalla"/>
+          <w:sz w:val="28"/>
+          <w:szCs w:val="28"/>
+        </w:rPr>
+        <w:t xml:space="preserve">. A coroutine can be thought of as executing a </w:t>
+      </w:r>
+      <w:r>
+        <w:rPr>
+          <w:rFonts w:ascii="Sakkal Majalla" w:hAnsi="Sakkal Majalla" w:cs="Sakkal Majalla"/>
+          <w:b/>
+          <w:bCs/>
+          <w:color w:val="002060"/>
+          <w:sz w:val="28"/>
+          <w:szCs w:val="28"/>
+        </w:rPr>
+        <w:t>lightweight thread</w:t>
+      </w:r>
+      <w:r>
+        <w:rPr>
+          <w:rFonts w:ascii="Sakkal Majalla" w:hAnsi="Sakkal Majalla" w:cs="Sakkal Majalla"/>
+          <w:sz w:val="28"/>
+          <w:szCs w:val="28"/>
+        </w:rPr>
+        <w:t xml:space="preserve">. Much like we can have multiple threads running at the same time, each with their own </w:t>
+      </w:r>
+      <w:r>
+        <w:rPr>
+          <w:rFonts w:ascii="Sakkal Majalla" w:hAnsi="Sakkal Majalla" w:cs="Sakkal Majalla"/>
+          <w:b/>
+          <w:bCs/>
+          <w:color w:val="002060"/>
+          <w:sz w:val="28"/>
+          <w:szCs w:val="28"/>
+        </w:rPr>
+        <w:t>concurrent I/O operation</w:t>
+      </w:r>
+      <w:r>
+        <w:rPr>
+          <w:rFonts w:ascii="Sakkal Majalla" w:hAnsi="Sakkal Majalla" w:cs="Sakkal Majalla"/>
+          <w:sz w:val="28"/>
+          <w:szCs w:val="28"/>
+        </w:rPr>
+        <w:t xml:space="preserve">, we can have many coroutines running alongside one another. While we are </w:t>
+      </w:r>
+      <w:r>
+        <w:rPr>
+          <w:rFonts w:ascii="Sakkal Majalla" w:hAnsi="Sakkal Majalla" w:cs="Sakkal Majalla"/>
+          <w:b/>
+          <w:bCs/>
+          <w:color w:val="002060"/>
+          <w:sz w:val="28"/>
+          <w:szCs w:val="28"/>
+        </w:rPr>
+        <w:t>waiting for our I/O-bound coroutines to finish</w:t>
+      </w:r>
+      <w:r>
+        <w:rPr>
+          <w:rFonts w:ascii="Sakkal Majalla" w:hAnsi="Sakkal Majalla" w:cs="Sakkal Majalla"/>
+          <w:sz w:val="28"/>
+          <w:szCs w:val="28"/>
+        </w:rPr>
+        <w:t xml:space="preserve">, we can still execute other Python code, thus, giving us concurrency. It is important to note that asyncio does not circumvent the GIL, and we are still subject to it. If </w:t>
+      </w:r>
+      <w:r>
+        <w:rPr>
+          <w:rFonts w:ascii="Sakkal Majalla" w:hAnsi="Sakkal Majalla" w:cs="Sakkal Majalla"/>
+          <w:b/>
+          <w:bCs/>
+          <w:color w:val="002060"/>
+          <w:sz w:val="28"/>
+          <w:szCs w:val="28"/>
+        </w:rPr>
+        <w:t>we have a CPU-bound task</w:t>
+      </w:r>
+      <w:r>
+        <w:rPr>
+          <w:rFonts w:ascii="Sakkal Majalla" w:hAnsi="Sakkal Majalla" w:cs="Sakkal Majalla"/>
+          <w:sz w:val="28"/>
+          <w:szCs w:val="28"/>
+        </w:rPr>
+        <w:t xml:space="preserve">, </w:t>
+      </w:r>
+      <w:r>
+        <w:rPr>
+          <w:rFonts w:ascii="Sakkal Majalla" w:hAnsi="Sakkal Majalla" w:cs="Sakkal Majalla"/>
+          <w:b/>
+          <w:bCs/>
+          <w:color w:val="002060"/>
+          <w:sz w:val="28"/>
+          <w:szCs w:val="28"/>
+        </w:rPr>
+        <w:t>we still need to use multiple processes to execute it concurrently</w:t>
+      </w:r>
+      <w:r>
+        <w:rPr>
+          <w:rFonts w:ascii="Sakkal Majalla" w:hAnsi="Sakkal Majalla" w:cs="Sakkal Majalla"/>
+          <w:color w:val="002060"/>
           <w:sz w:val="28"/>
           <w:szCs w:val="28"/>
         </w:rPr>
@@ -1121,102 +2003,7 @@
           <w:sz w:val="28"/>
           <w:szCs w:val="28"/>
         </w:rPr>
-        <w:t xml:space="preserve">can be thought of as </w:t>
-      </w:r>
-      <w:r>
-        <w:rPr>
-          <w:rFonts w:ascii="Sakkal Majalla" w:hAnsi="Sakkal Majalla" w:cs="Sakkal Majalla"/>
-          <w:b/>
-          <w:bCs/>
-          <w:color w:val="A6A6A6" w:themeColor="background1" w:themeShade="A6"/>
-          <w:sz w:val="28"/>
-          <w:szCs w:val="28"/>
-        </w:rPr>
-        <w:t>lighter-weight processes</w:t>
-      </w:r>
-      <w:r>
-        <w:rPr>
-          <w:rFonts w:ascii="Sakkal Majalla" w:hAnsi="Sakkal Majalla" w:cs="Sakkal Majalla"/>
-          <w:sz w:val="28"/>
-          <w:szCs w:val="28"/>
-        </w:rPr>
-        <w:t xml:space="preserve">. In addition, they are the smallest construct that can be managed by an operating system. They do not have their own memory as does a process; instead, </w:t>
-      </w:r>
-      <w:r>
-        <w:rPr>
-          <w:rFonts w:ascii="Sakkal Majalla" w:hAnsi="Sakkal Majalla" w:cs="Sakkal Majalla"/>
-          <w:b/>
-          <w:bCs/>
-          <w:color w:val="A6A6A6" w:themeColor="background1" w:themeShade="A6"/>
-          <w:sz w:val="28"/>
-          <w:szCs w:val="28"/>
-        </w:rPr>
-        <w:t>they share the memory of the process that created them</w:t>
-      </w:r>
-      <w:r>
-        <w:rPr>
-          <w:rFonts w:ascii="Sakkal Majalla" w:hAnsi="Sakkal Majalla" w:cs="Sakkal Majalla"/>
-          <w:sz w:val="28"/>
-          <w:szCs w:val="28"/>
-        </w:rPr>
-        <w:t xml:space="preserve">. Threads are associated with the process that created them. A process will always have </w:t>
-      </w:r>
-      <w:r>
-        <w:rPr>
-          <w:rFonts w:ascii="Sakkal Majalla" w:hAnsi="Sakkal Majalla" w:cs="Sakkal Majalla"/>
-          <w:b/>
-          <w:bCs/>
-          <w:color w:val="A6A6A6" w:themeColor="background1" w:themeShade="A6"/>
-          <w:sz w:val="28"/>
-          <w:szCs w:val="28"/>
-        </w:rPr>
-        <w:t>at least one thread associated with it, usually known as the main thread</w:t>
-      </w:r>
-      <w:r>
-        <w:rPr>
-          <w:rFonts w:ascii="Sakkal Majalla" w:hAnsi="Sakkal Majalla" w:cs="Sakkal Majalla"/>
-          <w:sz w:val="28"/>
-          <w:szCs w:val="28"/>
-        </w:rPr>
-        <w:t xml:space="preserve">. A process can also create other threads, </w:t>
-      </w:r>
-      <w:r>
-        <w:rPr>
-          <w:rFonts w:ascii="Sakkal Majalla" w:hAnsi="Sakkal Majalla" w:cs="Sakkal Majalla"/>
-          <w:b/>
-          <w:bCs/>
-          <w:color w:val="A6A6A6" w:themeColor="background1" w:themeShade="A6"/>
-          <w:sz w:val="28"/>
-          <w:szCs w:val="28"/>
-        </w:rPr>
-        <w:t>which are more commonly known as worker or background threads</w:t>
-      </w:r>
-      <w:r>
-        <w:rPr>
-          <w:rFonts w:ascii="Sakkal Majalla" w:hAnsi="Sakkal Majalla" w:cs="Sakkal Majalla"/>
-          <w:sz w:val="28"/>
-          <w:szCs w:val="28"/>
-        </w:rPr>
-        <w:t xml:space="preserve">. These threads can perform other work concurrently alongside the main thread. Threads, much like processes, can </w:t>
-      </w:r>
-      <w:r>
-        <w:rPr>
-          <w:rFonts w:ascii="Sakkal Majalla" w:hAnsi="Sakkal Majalla" w:cs="Sakkal Majalla"/>
-          <w:b/>
-          <w:bCs/>
-          <w:color w:val="A6A6A6" w:themeColor="background1" w:themeShade="A6"/>
-          <w:sz w:val="28"/>
-          <w:szCs w:val="28"/>
-        </w:rPr>
-        <w:t>run alongside one another on a multi-core CPU</w:t>
-      </w:r>
-      <w:r>
-        <w:rPr>
-          <w:rFonts w:ascii="Sakkal Majalla" w:hAnsi="Sakkal Majalla" w:cs="Sakkal Majalla"/>
-          <w:sz w:val="28"/>
-          <w:szCs w:val="28"/>
-        </w:rPr>
-        <w:t>, and the operating system can also switch between them via time slicing. When we run a normal Python application, we create a process as well as a main thread that will be responsible for running our Python application.</w:t>
+        <w:t>(which can be done with asyncio itself); otherwise, we will cause performance issues in our application.</w:t>
       </w:r>
     </w:p>
     <w:p>
